--- a/工作目录/03_建模/forecast_next_stage/趋势预测_跨被试未来阶段人因与S_结果摘要.docx
+++ b/工作目录/03_建模/forecast_next_stage/趋势预测_跨被试未来阶段人因与S_结果摘要.docx
@@ -524,8 +524,8 @@
         <w:tblLook w:firstColumn="1" w:firstRow="1" w:lastColumn="0" w:lastRow="0" w:noHBand="0" w:noVBand="1" w:val="04A0"/>
       </w:tblPr>
       <w:tblGrid>
-        <w:gridCol w:w="4156"/>
-        <w:gridCol w:w="4156"/>
+        <w:gridCol w:w="4536"/>
+        <w:gridCol w:w="4536"/>
       </w:tblGrid>
       <w:tr>
         <w:trPr>
@@ -1512,8 +1512,8 @@
         <w:tblLook w:firstColumn="1" w:firstRow="1" w:lastColumn="0" w:lastRow="0" w:noHBand="0" w:noVBand="1" w:val="04A0"/>
       </w:tblPr>
       <w:tblGrid>
-        <w:gridCol w:w="4156"/>
-        <w:gridCol w:w="4156"/>
+        <w:gridCol w:w="4536"/>
+        <w:gridCol w:w="4536"/>
       </w:tblGrid>
       <w:tr>
         <w:trPr>
@@ -1858,7 +1858,7 @@
       <w:headerReference w:type="default" r:id="rId9"/>
       <w:footerReference w:type="default" r:id="rId10"/>
       <w:pgSz w:w="11906" w:h="16838"/>
-      <w:pgMar w:top="1440" w:right="1797" w:bottom="1440" w:left="1797" w:header="850" w:footer="850" w:gutter="0"/>
+      <w:pgMar w:top="1417" w:right="1417" w:bottom="1417" w:left="1417" w:header="850" w:footer="850" w:gutter="0"/>
       <w:cols w:space="720"/>
       <w:docGrid w:linePitch="360"/>
     </w:sectPr>
